--- a/Practicas Preprofesionales/Actas de Reuniones Academicas/ActaReunion_16-10-2025.docx
+++ b/Practicas Preprofesionales/Actas de Reuniones Academicas/ActaReunion_16-10-2025.docx
@@ -22,26 +22,24 @@
     <w:tbl>
       <w:tblPr>
         <w:tblStyle w:val="a"/>
-        <w:tblW w:w="10446" w:type="dxa"/>
-        <w:jc w:val="center"/>
-        <w:tblInd w:w="0" w:type="dxa"/>
+        <w:tblW w:w="10060" w:type="dxa"/>
+        <w:tblInd w:w="558" w:type="dxa"/>
         <w:tblLayout w:type="fixed"/>
         <w:tblLook w:val="0000" w:firstRow="0" w:lastRow="0" w:firstColumn="0" w:lastColumn="0" w:noHBand="0" w:noVBand="0"/>
       </w:tblPr>
       <w:tblGrid>
-        <w:gridCol w:w="1951"/>
-        <w:gridCol w:w="5557"/>
-        <w:gridCol w:w="1985"/>
-        <w:gridCol w:w="953"/>
+        <w:gridCol w:w="2405"/>
+        <w:gridCol w:w="4678"/>
+        <w:gridCol w:w="1710"/>
+        <w:gridCol w:w="1267"/>
       </w:tblGrid>
       <w:tr>
         <w:trPr>
           <w:trHeight w:val="852"/>
-          <w:jc w:val="center"/>
         </w:trPr>
         <w:tc>
           <w:tcPr>
-            <w:tcW w:w="1951" w:type="dxa"/>
+            <w:tcW w:w="2405" w:type="dxa"/>
             <w:vMerge w:val="restart"/>
             <w:tcBorders>
               <w:top w:val="single" w:sz="4" w:space="0" w:color="000000"/>
@@ -135,7 +133,7 @@
         </w:tc>
         <w:tc>
           <w:tcPr>
-            <w:tcW w:w="5557" w:type="dxa"/>
+            <w:tcW w:w="4678" w:type="dxa"/>
             <w:vMerge w:val="restart"/>
             <w:tcBorders>
               <w:top w:val="single" w:sz="4" w:space="0" w:color="000000"/>
@@ -192,11 +190,51 @@
               </w:rPr>
               <w:t xml:space="preserve">Proyecto: </w:t>
             </w:r>
-          </w:p>
-        </w:tc>
-        <w:tc>
-          <w:tcPr>
-            <w:tcW w:w="2938" w:type="dxa"/>
+            <w:r>
+              <w:rPr>
+                <w:rFonts w:ascii="Arial Narrow" w:eastAsia="Arial Narrow" w:hAnsi="Arial Narrow" w:cs="Arial Narrow"/>
+                <w:sz w:val="20"/>
+                <w:szCs w:val="20"/>
+              </w:rPr>
+              <w:t>Propuesta de prototipo para</w:t>
+            </w:r>
+            <w:r>
+              <w:rPr>
+                <w:rFonts w:ascii="Arial Narrow" w:eastAsia="Arial Narrow" w:hAnsi="Arial Narrow" w:cs="Arial Narrow"/>
+                <w:sz w:val="20"/>
+                <w:szCs w:val="20"/>
+              </w:rPr>
+              <w:t xml:space="preserve"> </w:t>
+            </w:r>
+            <w:r>
+              <w:rPr>
+                <w:rFonts w:ascii="Arial Narrow" w:eastAsia="Arial Narrow" w:hAnsi="Arial Narrow" w:cs="Arial Narrow"/>
+                <w:sz w:val="20"/>
+                <w:szCs w:val="20"/>
+              </w:rPr>
+              <w:t>plataforma educativa</w:t>
+            </w:r>
+            <w:r>
+              <w:rPr>
+                <w:rFonts w:ascii="Arial Narrow" w:eastAsia="Arial Narrow" w:hAnsi="Arial Narrow" w:cs="Arial Narrow"/>
+                <w:sz w:val="20"/>
+                <w:szCs w:val="20"/>
+              </w:rPr>
+              <w:t xml:space="preserve"> </w:t>
+            </w:r>
+            <w:r>
+              <w:rPr>
+                <w:rFonts w:ascii="Arial Narrow" w:eastAsia="Arial Narrow" w:hAnsi="Arial Narrow" w:cs="Arial Narrow"/>
+                <w:sz w:val="20"/>
+                <w:szCs w:val="20"/>
+              </w:rPr>
+              <w:t>U-LEARNINGCENTER</w:t>
+            </w:r>
+          </w:p>
+        </w:tc>
+        <w:tc>
+          <w:tcPr>
+            <w:tcW w:w="2977" w:type="dxa"/>
             <w:gridSpan w:val="2"/>
             <w:tcBorders>
               <w:top w:val="single" w:sz="4" w:space="0" w:color="000000"/>
@@ -252,11 +290,10 @@
       <w:tr>
         <w:trPr>
           <w:trHeight w:val="240"/>
-          <w:jc w:val="center"/>
         </w:trPr>
         <w:tc>
           <w:tcPr>
-            <w:tcW w:w="1951" w:type="dxa"/>
+            <w:tcW w:w="2405" w:type="dxa"/>
             <w:vMerge/>
             <w:tcBorders>
               <w:top w:val="single" w:sz="4" w:space="0" w:color="000000"/>
@@ -296,7 +333,7 @@
         </w:tc>
         <w:tc>
           <w:tcPr>
-            <w:tcW w:w="5557" w:type="dxa"/>
+            <w:tcW w:w="4678" w:type="dxa"/>
             <w:vMerge/>
             <w:tcBorders>
               <w:top w:val="single" w:sz="4" w:space="0" w:color="000000"/>
@@ -336,7 +373,7 @@
         </w:tc>
         <w:tc>
           <w:tcPr>
-            <w:tcW w:w="1985" w:type="dxa"/>
+            <w:tcW w:w="1710" w:type="dxa"/>
             <w:tcBorders>
               <w:top w:val="single" w:sz="4" w:space="0" w:color="000000"/>
               <w:left w:val="single" w:sz="4" w:space="0" w:color="000000"/>
@@ -393,7 +430,7 @@
         </w:tc>
         <w:tc>
           <w:tcPr>
-            <w:tcW w:w="953" w:type="dxa"/>
+            <w:tcW w:w="1267" w:type="dxa"/>
             <w:tcBorders>
               <w:top w:val="single" w:sz="4" w:space="0" w:color="000000"/>
               <w:left w:val="single" w:sz="4" w:space="0" w:color="000000"/>
@@ -447,20 +484,19 @@
     <w:tbl>
       <w:tblPr>
         <w:tblStyle w:val="a0"/>
-        <w:tblW w:w="14884" w:type="dxa"/>
+        <w:tblW w:w="10065" w:type="dxa"/>
         <w:tblInd w:w="562" w:type="dxa"/>
         <w:tblLayout w:type="fixed"/>
         <w:tblLook w:val="0000" w:firstRow="0" w:lastRow="0" w:firstColumn="0" w:lastColumn="0" w:noHBand="0" w:noVBand="0"/>
       </w:tblPr>
       <w:tblGrid>
         <w:gridCol w:w="236"/>
-        <w:gridCol w:w="2047"/>
-        <w:gridCol w:w="2747"/>
-        <w:gridCol w:w="2115"/>
-        <w:gridCol w:w="1534"/>
-        <w:gridCol w:w="2236"/>
-        <w:gridCol w:w="1843"/>
-        <w:gridCol w:w="2126"/>
+        <w:gridCol w:w="4017"/>
+        <w:gridCol w:w="1276"/>
+        <w:gridCol w:w="708"/>
+        <w:gridCol w:w="1418"/>
+        <w:gridCol w:w="142"/>
+        <w:gridCol w:w="2268"/>
       </w:tblGrid>
       <w:tr>
         <w:trPr>
@@ -468,8 +504,8 @@
         </w:trPr>
         <w:tc>
           <w:tcPr>
-            <w:tcW w:w="2283" w:type="dxa"/>
-            <w:gridSpan w:val="2"/>
+            <w:tcW w:w="5529" w:type="dxa"/>
+            <w:gridSpan w:val="3"/>
             <w:tcBorders>
               <w:top w:val="single" w:sz="4" w:space="0" w:color="000000"/>
               <w:left w:val="single" w:sz="4" w:space="0" w:color="000000"/>
@@ -496,7 +532,16 @@
                 <w:sz w:val="24"/>
                 <w:szCs w:val="24"/>
               </w:rPr>
-              <w:t>Fecha:</w:t>
+              <w:t>Lugar</w:t>
+            </w:r>
+            <w:r>
+              <w:rPr>
+                <w:rFonts w:ascii="Times New Roman" w:eastAsia="Times New Roman" w:hAnsi="Times New Roman" w:cs="Times New Roman"/>
+                <w:b/>
+                <w:sz w:val="24"/>
+                <w:szCs w:val="24"/>
+              </w:rPr>
+              <w:t>:</w:t>
             </w:r>
             <w:r>
               <w:rPr>
@@ -512,48 +557,14 @@
                 <w:sz w:val="24"/>
                 <w:szCs w:val="24"/>
               </w:rPr>
-              <w:t>1</w:t>
-            </w:r>
-            <w:bookmarkStart w:id="0" w:name="_GoBack"/>
-            <w:bookmarkEnd w:id="0"/>
-            <w:r>
-              <w:rPr>
-                <w:rFonts w:ascii="Times New Roman" w:eastAsia="Times New Roman" w:hAnsi="Times New Roman" w:cs="Times New Roman"/>
-                <w:sz w:val="24"/>
-                <w:szCs w:val="24"/>
-              </w:rPr>
-              <w:t>6</w:t>
-            </w:r>
-            <w:r>
-              <w:rPr>
-                <w:rFonts w:ascii="Times New Roman" w:eastAsia="Times New Roman" w:hAnsi="Times New Roman" w:cs="Times New Roman"/>
-                <w:sz w:val="24"/>
-                <w:szCs w:val="24"/>
-              </w:rPr>
-              <w:t>-</w:t>
-            </w:r>
-            <w:r>
-              <w:rPr>
-                <w:rFonts w:ascii="Times New Roman" w:eastAsia="Times New Roman" w:hAnsi="Times New Roman" w:cs="Times New Roman"/>
-                <w:sz w:val="24"/>
-                <w:szCs w:val="24"/>
-              </w:rPr>
-              <w:t>10</w:t>
-            </w:r>
-            <w:r>
-              <w:rPr>
-                <w:rFonts w:ascii="Times New Roman" w:eastAsia="Times New Roman" w:hAnsi="Times New Roman" w:cs="Times New Roman"/>
-                <w:sz w:val="24"/>
-                <w:szCs w:val="24"/>
-              </w:rPr>
-              <w:t>-2025</w:t>
-            </w:r>
-          </w:p>
-        </w:tc>
-        <w:tc>
-          <w:tcPr>
-            <w:tcW w:w="10475" w:type="dxa"/>
-            <w:gridSpan w:val="5"/>
+              <w:t>Universidad de las Fuerzas Armadas ESPE – Departamento de Ciencias de la Computación</w:t>
+            </w:r>
+          </w:p>
+        </w:tc>
+        <w:tc>
+          <w:tcPr>
+            <w:tcW w:w="2268" w:type="dxa"/>
+            <w:gridSpan w:val="3"/>
             <w:tcBorders>
               <w:top w:val="single" w:sz="4" w:space="0" w:color="000000"/>
               <w:left w:val="dotted" w:sz="4" w:space="0" w:color="000000"/>
@@ -580,7 +591,16 @@
                 <w:sz w:val="24"/>
                 <w:szCs w:val="24"/>
               </w:rPr>
-              <w:t>Lugar:</w:t>
+              <w:t>Fecha</w:t>
+            </w:r>
+            <w:r>
+              <w:rPr>
+                <w:rFonts w:ascii="Times New Roman" w:eastAsia="Times New Roman" w:hAnsi="Times New Roman" w:cs="Times New Roman"/>
+                <w:b/>
+                <w:sz w:val="24"/>
+                <w:szCs w:val="24"/>
+              </w:rPr>
+              <w:t>:</w:t>
             </w:r>
             <w:r>
               <w:rPr>
@@ -596,13 +616,21 @@
                 <w:sz w:val="24"/>
                 <w:szCs w:val="24"/>
               </w:rPr>
-              <w:t>Universidad de las Fuerzas Armadas ESPE – Departamento de Ciencias de la Computación</w:t>
-            </w:r>
-          </w:p>
-        </w:tc>
-        <w:tc>
-          <w:tcPr>
-            <w:tcW w:w="2126" w:type="dxa"/>
+              <w:t>16</w:t>
+            </w:r>
+            <w:r>
+              <w:rPr>
+                <w:rFonts w:ascii="Times New Roman" w:eastAsia="Times New Roman" w:hAnsi="Times New Roman" w:cs="Times New Roman"/>
+                <w:sz w:val="24"/>
+                <w:szCs w:val="24"/>
+              </w:rPr>
+              <w:t>-10-2025</w:t>
+            </w:r>
+          </w:p>
+        </w:tc>
+        <w:tc>
+          <w:tcPr>
+            <w:tcW w:w="2268" w:type="dxa"/>
             <w:tcBorders>
               <w:top w:val="single" w:sz="4" w:space="0" w:color="000000"/>
               <w:left w:val="dotted" w:sz="4" w:space="0" w:color="000000"/>
@@ -629,10 +657,7 @@
               <w:t xml:space="preserve">No. Acta: </w:t>
             </w:r>
             <w:r>
-              <w:t>OGF_0</w:t>
-            </w:r>
-            <w:r>
-              <w:t>3</w:t>
+              <w:t>OGF_03</w:t>
             </w:r>
           </w:p>
         </w:tc>
@@ -643,8 +668,8 @@
         </w:trPr>
         <w:tc>
           <w:tcPr>
-            <w:tcW w:w="10915" w:type="dxa"/>
-            <w:gridSpan w:val="6"/>
+            <w:tcW w:w="5529" w:type="dxa"/>
+            <w:gridSpan w:val="3"/>
             <w:tcBorders>
               <w:top w:val="dotted" w:sz="4" w:space="0" w:color="000000"/>
               <w:left w:val="single" w:sz="4" w:space="0" w:color="000000"/>
@@ -695,7 +720,8 @@
         </w:tc>
         <w:tc>
           <w:tcPr>
-            <w:tcW w:w="1843" w:type="dxa"/>
+            <w:tcW w:w="2268" w:type="dxa"/>
+            <w:gridSpan w:val="3"/>
             <w:tcBorders>
               <w:top w:val="dotted" w:sz="4" w:space="0" w:color="000000"/>
               <w:left w:val="dotted" w:sz="4" w:space="0" w:color="000000"/>
@@ -743,31 +769,13 @@
                 <w:sz w:val="24"/>
                 <w:szCs w:val="24"/>
               </w:rPr>
-              <w:t>08</w:t>
-            </w:r>
-            <w:r>
-              <w:rPr>
-                <w:rFonts w:ascii="Times New Roman" w:eastAsia="Times New Roman" w:hAnsi="Times New Roman" w:cs="Times New Roman"/>
-                <w:i/>
-                <w:sz w:val="24"/>
-                <w:szCs w:val="24"/>
-              </w:rPr>
-              <w:t>H</w:t>
-            </w:r>
-            <w:r>
-              <w:rPr>
-                <w:rFonts w:ascii="Times New Roman" w:eastAsia="Times New Roman" w:hAnsi="Times New Roman" w:cs="Times New Roman"/>
-                <w:i/>
-                <w:sz w:val="24"/>
-                <w:szCs w:val="24"/>
-              </w:rPr>
-              <w:t>00</w:t>
-            </w:r>
-          </w:p>
-        </w:tc>
-        <w:tc>
-          <w:tcPr>
-            <w:tcW w:w="2126" w:type="dxa"/>
+              <w:t>08H00</w:t>
+            </w:r>
+          </w:p>
+        </w:tc>
+        <w:tc>
+          <w:tcPr>
+            <w:tcW w:w="2268" w:type="dxa"/>
             <w:tcBorders>
               <w:top w:val="dotted" w:sz="4" w:space="0" w:color="000000"/>
               <w:left w:val="dotted" w:sz="4" w:space="0" w:color="000000"/>
@@ -821,34 +829,7 @@
                 <w:sz w:val="24"/>
                 <w:szCs w:val="24"/>
               </w:rPr>
-              <w:t>08</w:t>
-            </w:r>
-            <w:r>
-              <w:rPr>
-                <w:rFonts w:ascii="Times New Roman" w:eastAsia="Times New Roman" w:hAnsi="Times New Roman" w:cs="Times New Roman"/>
-                <w:i/>
-                <w:sz w:val="24"/>
-                <w:szCs w:val="24"/>
-              </w:rPr>
-              <w:t>H</w:t>
-            </w:r>
-            <w:r>
-              <w:rPr>
-                <w:rFonts w:ascii="Times New Roman" w:eastAsia="Times New Roman" w:hAnsi="Times New Roman" w:cs="Times New Roman"/>
-                <w:i/>
-                <w:sz w:val="24"/>
-                <w:szCs w:val="24"/>
-              </w:rPr>
-              <w:t>3</w:t>
-            </w:r>
-            <w:r>
-              <w:rPr>
-                <w:rFonts w:ascii="Times New Roman" w:eastAsia="Times New Roman" w:hAnsi="Times New Roman" w:cs="Times New Roman"/>
-                <w:i/>
-                <w:sz w:val="24"/>
-                <w:szCs w:val="24"/>
-              </w:rPr>
-              <w:t>0</w:t>
+              <w:t>08H30</w:t>
             </w:r>
           </w:p>
         </w:tc>
@@ -859,8 +840,8 @@
         </w:trPr>
         <w:tc>
           <w:tcPr>
-            <w:tcW w:w="14884" w:type="dxa"/>
-            <w:gridSpan w:val="8"/>
+            <w:tcW w:w="10065" w:type="dxa"/>
+            <w:gridSpan w:val="7"/>
             <w:tcBorders>
               <w:top w:val="dotted" w:sz="4" w:space="0" w:color="000000"/>
               <w:left w:val="single" w:sz="4" w:space="0" w:color="000000"/>
@@ -908,8 +889,8 @@
         </w:trPr>
         <w:tc>
           <w:tcPr>
-            <w:tcW w:w="14884" w:type="dxa"/>
-            <w:gridSpan w:val="8"/>
+            <w:tcW w:w="10065" w:type="dxa"/>
+            <w:gridSpan w:val="7"/>
             <w:tcBorders>
               <w:left w:val="single" w:sz="4" w:space="0" w:color="000000"/>
               <w:bottom w:val="dotted" w:sz="4" w:space="0" w:color="000000"/>
@@ -1110,6 +1091,8 @@
               </w:rPr>
               <w:t>Discusión sobre coherencia entre módulos.</w:t>
             </w:r>
+            <w:bookmarkStart w:id="0" w:name="_GoBack"/>
+            <w:bookmarkEnd w:id="0"/>
           </w:p>
           <w:p>
             <w:pPr>
@@ -1218,8 +1201,8 @@
         </w:trPr>
         <w:tc>
           <w:tcPr>
-            <w:tcW w:w="14884" w:type="dxa"/>
-            <w:gridSpan w:val="8"/>
+            <w:tcW w:w="10065" w:type="dxa"/>
+            <w:gridSpan w:val="7"/>
             <w:tcBorders>
               <w:top w:val="dotted" w:sz="4" w:space="0" w:color="000000"/>
               <w:left w:val="single" w:sz="4" w:space="0" w:color="000000"/>
@@ -1296,8 +1279,8 @@
         </w:tc>
         <w:tc>
           <w:tcPr>
-            <w:tcW w:w="14648" w:type="dxa"/>
-            <w:gridSpan w:val="7"/>
+            <w:tcW w:w="9829" w:type="dxa"/>
+            <w:gridSpan w:val="6"/>
             <w:tcBorders>
               <w:top w:val="dotted" w:sz="4" w:space="0" w:color="000000"/>
               <w:left w:val="dotted" w:sz="4" w:space="0" w:color="000000"/>
@@ -1368,8 +1351,8 @@
         </w:tc>
         <w:tc>
           <w:tcPr>
-            <w:tcW w:w="14648" w:type="dxa"/>
-            <w:gridSpan w:val="7"/>
+            <w:tcW w:w="9829" w:type="dxa"/>
+            <w:gridSpan w:val="6"/>
             <w:tcBorders>
               <w:top w:val="dotted" w:sz="4" w:space="0" w:color="000000"/>
               <w:left w:val="dotted" w:sz="4" w:space="0" w:color="000000"/>
@@ -1438,8 +1421,8 @@
         </w:tc>
         <w:tc>
           <w:tcPr>
-            <w:tcW w:w="14648" w:type="dxa"/>
-            <w:gridSpan w:val="7"/>
+            <w:tcW w:w="9829" w:type="dxa"/>
+            <w:gridSpan w:val="6"/>
             <w:tcBorders>
               <w:top w:val="dotted" w:sz="4" w:space="0" w:color="000000"/>
               <w:left w:val="dotted" w:sz="4" w:space="0" w:color="000000"/>
@@ -1502,15 +1485,14 @@
                 <w:sz w:val="24"/>
                 <w:szCs w:val="24"/>
               </w:rPr>
-              <w:lastRenderedPageBreak/>
               <w:t>4</w:t>
             </w:r>
           </w:p>
         </w:tc>
         <w:tc>
           <w:tcPr>
-            <w:tcW w:w="14648" w:type="dxa"/>
-            <w:gridSpan w:val="7"/>
+            <w:tcW w:w="9829" w:type="dxa"/>
+            <w:gridSpan w:val="6"/>
             <w:tcBorders>
               <w:top w:val="dotted" w:sz="4" w:space="0" w:color="000000"/>
               <w:left w:val="dotted" w:sz="4" w:space="0" w:color="000000"/>
@@ -1579,8 +1561,8 @@
         </w:tc>
         <w:tc>
           <w:tcPr>
-            <w:tcW w:w="14648" w:type="dxa"/>
-            <w:gridSpan w:val="7"/>
+            <w:tcW w:w="9829" w:type="dxa"/>
+            <w:gridSpan w:val="6"/>
             <w:tcBorders>
               <w:top w:val="dotted" w:sz="4" w:space="0" w:color="000000"/>
               <w:left w:val="dotted" w:sz="4" w:space="0" w:color="000000"/>
@@ -1649,8 +1631,8 @@
         </w:tc>
         <w:tc>
           <w:tcPr>
-            <w:tcW w:w="14648" w:type="dxa"/>
-            <w:gridSpan w:val="7"/>
+            <w:tcW w:w="9829" w:type="dxa"/>
+            <w:gridSpan w:val="6"/>
             <w:tcBorders>
               <w:top w:val="dotted" w:sz="4" w:space="0" w:color="000000"/>
               <w:left w:val="dotted" w:sz="4" w:space="0" w:color="000000"/>
@@ -1711,8 +1693,7 @@
         </w:tc>
         <w:tc>
           <w:tcPr>
-            <w:tcW w:w="4794" w:type="dxa"/>
-            <w:gridSpan w:val="2"/>
+            <w:tcW w:w="4017" w:type="dxa"/>
             <w:tcBorders>
               <w:top w:val="dotted" w:sz="4" w:space="0" w:color="000000"/>
               <w:left w:val="dotted" w:sz="4" w:space="0" w:color="000000"/>
@@ -1751,7 +1732,8 @@
         </w:tc>
         <w:tc>
           <w:tcPr>
-            <w:tcW w:w="2115" w:type="dxa"/>
+            <w:tcW w:w="1984" w:type="dxa"/>
+            <w:gridSpan w:val="2"/>
             <w:tcBorders>
               <w:top w:val="dotted" w:sz="4" w:space="0" w:color="000000"/>
               <w:left w:val="dotted" w:sz="4" w:space="0" w:color="000000"/>
@@ -1790,7 +1772,7 @@
         </w:tc>
         <w:tc>
           <w:tcPr>
-            <w:tcW w:w="1534" w:type="dxa"/>
+            <w:tcW w:w="1418" w:type="dxa"/>
             <w:tcBorders>
               <w:top w:val="dotted" w:sz="4" w:space="0" w:color="000000"/>
               <w:left w:val="dotted" w:sz="4" w:space="0" w:color="000000"/>
@@ -1829,8 +1811,8 @@
         </w:tc>
         <w:tc>
           <w:tcPr>
-            <w:tcW w:w="6205" w:type="dxa"/>
-            <w:gridSpan w:val="3"/>
+            <w:tcW w:w="2410" w:type="dxa"/>
+            <w:gridSpan w:val="2"/>
             <w:tcBorders>
               <w:top w:val="dotted" w:sz="4" w:space="0" w:color="000000"/>
               <w:left w:val="dotted" w:sz="4" w:space="0" w:color="000000"/>
@@ -1908,14 +1890,14 @@
                 <w:sz w:val="24"/>
                 <w:szCs w:val="24"/>
               </w:rPr>
+              <w:lastRenderedPageBreak/>
               <w:t>1</w:t>
             </w:r>
           </w:p>
         </w:tc>
         <w:tc>
           <w:tcPr>
-            <w:tcW w:w="4794" w:type="dxa"/>
-            <w:gridSpan w:val="2"/>
+            <w:tcW w:w="4017" w:type="dxa"/>
             <w:tcBorders>
               <w:top w:val="dotted" w:sz="4" w:space="0" w:color="000000"/>
               <w:left w:val="dotted" w:sz="4" w:space="0" w:color="000000"/>
@@ -1954,7 +1936,8 @@
         </w:tc>
         <w:tc>
           <w:tcPr>
-            <w:tcW w:w="2115" w:type="dxa"/>
+            <w:tcW w:w="1984" w:type="dxa"/>
+            <w:gridSpan w:val="2"/>
             <w:tcBorders>
               <w:top w:val="dotted" w:sz="4" w:space="0" w:color="000000"/>
               <w:left w:val="dotted" w:sz="4" w:space="0" w:color="000000"/>
@@ -1993,7 +1976,7 @@
         </w:tc>
         <w:tc>
           <w:tcPr>
-            <w:tcW w:w="1534" w:type="dxa"/>
+            <w:tcW w:w="1418" w:type="dxa"/>
             <w:tcBorders>
               <w:top w:val="dotted" w:sz="4" w:space="0" w:color="000000"/>
               <w:left w:val="dotted" w:sz="4" w:space="0" w:color="000000"/>
@@ -2041,8 +2024,8 @@
         </w:tc>
         <w:tc>
           <w:tcPr>
-            <w:tcW w:w="6205" w:type="dxa"/>
-            <w:gridSpan w:val="3"/>
+            <w:tcW w:w="2410" w:type="dxa"/>
+            <w:gridSpan w:val="2"/>
             <w:tcBorders>
               <w:top w:val="dotted" w:sz="4" w:space="0" w:color="000000"/>
               <w:left w:val="dotted" w:sz="4" w:space="0" w:color="000000"/>
@@ -2115,8 +2098,7 @@
         </w:tc>
         <w:tc>
           <w:tcPr>
-            <w:tcW w:w="4794" w:type="dxa"/>
-            <w:gridSpan w:val="2"/>
+            <w:tcW w:w="4017" w:type="dxa"/>
             <w:tcBorders>
               <w:top w:val="dotted" w:sz="4" w:space="0" w:color="000000"/>
               <w:left w:val="dotted" w:sz="4" w:space="0" w:color="000000"/>
@@ -2164,7 +2146,8 @@
         </w:tc>
         <w:tc>
           <w:tcPr>
-            <w:tcW w:w="2115" w:type="dxa"/>
+            <w:tcW w:w="1984" w:type="dxa"/>
+            <w:gridSpan w:val="2"/>
             <w:tcBorders>
               <w:top w:val="dotted" w:sz="4" w:space="0" w:color="000000"/>
               <w:left w:val="dotted" w:sz="4" w:space="0" w:color="000000"/>
@@ -2203,7 +2186,7 @@
         </w:tc>
         <w:tc>
           <w:tcPr>
-            <w:tcW w:w="1534" w:type="dxa"/>
+            <w:tcW w:w="1418" w:type="dxa"/>
             <w:tcBorders>
               <w:top w:val="dotted" w:sz="4" w:space="0" w:color="000000"/>
               <w:left w:val="dotted" w:sz="4" w:space="0" w:color="000000"/>
@@ -2251,8 +2234,8 @@
         </w:tc>
         <w:tc>
           <w:tcPr>
-            <w:tcW w:w="6205" w:type="dxa"/>
-            <w:gridSpan w:val="3"/>
+            <w:tcW w:w="2410" w:type="dxa"/>
+            <w:gridSpan w:val="2"/>
             <w:tcBorders>
               <w:top w:val="dotted" w:sz="4" w:space="0" w:color="000000"/>
               <w:left w:val="dotted" w:sz="4" w:space="0" w:color="000000"/>
@@ -2344,22 +2327,22 @@
     <w:tbl>
       <w:tblPr>
         <w:tblStyle w:val="a2"/>
-        <w:tblW w:w="15285" w:type="dxa"/>
+        <w:tblW w:w="11253" w:type="dxa"/>
         <w:tblInd w:w="82" w:type="dxa"/>
         <w:tblLayout w:type="fixed"/>
         <w:tblLook w:val="0000" w:firstRow="0" w:lastRow="0" w:firstColumn="0" w:lastColumn="0" w:noHBand="0" w:noVBand="0"/>
       </w:tblPr>
       <w:tblGrid>
-        <w:gridCol w:w="4590"/>
-        <w:gridCol w:w="2411"/>
-        <w:gridCol w:w="4249"/>
-        <w:gridCol w:w="1980"/>
-        <w:gridCol w:w="2055"/>
+        <w:gridCol w:w="2323"/>
+        <w:gridCol w:w="2126"/>
+        <w:gridCol w:w="2410"/>
+        <w:gridCol w:w="1559"/>
+        <w:gridCol w:w="2835"/>
       </w:tblGrid>
       <w:tr>
         <w:tc>
           <w:tcPr>
-            <w:tcW w:w="4590" w:type="dxa"/>
+            <w:tcW w:w="2323" w:type="dxa"/>
             <w:tcBorders>
               <w:top w:val="single" w:sz="4" w:space="0" w:color="000000"/>
               <w:left w:val="single" w:sz="4" w:space="0" w:color="000000"/>
@@ -2398,7 +2381,7 @@
         </w:tc>
         <w:tc>
           <w:tcPr>
-            <w:tcW w:w="2411" w:type="dxa"/>
+            <w:tcW w:w="2126" w:type="dxa"/>
             <w:tcBorders>
               <w:top w:val="single" w:sz="4" w:space="0" w:color="000000"/>
               <w:left w:val="single" w:sz="4" w:space="0" w:color="000000"/>
@@ -2437,7 +2420,7 @@
         </w:tc>
         <w:tc>
           <w:tcPr>
-            <w:tcW w:w="4249" w:type="dxa"/>
+            <w:tcW w:w="2410" w:type="dxa"/>
             <w:tcBorders>
               <w:top w:val="single" w:sz="4" w:space="0" w:color="000000"/>
               <w:left w:val="single" w:sz="4" w:space="0" w:color="000000"/>
@@ -2476,7 +2459,7 @@
         </w:tc>
         <w:tc>
           <w:tcPr>
-            <w:tcW w:w="1980" w:type="dxa"/>
+            <w:tcW w:w="1559" w:type="dxa"/>
             <w:tcBorders>
               <w:top w:val="single" w:sz="4" w:space="0" w:color="000000"/>
               <w:left w:val="single" w:sz="4" w:space="0" w:color="000000"/>
@@ -2515,7 +2498,7 @@
         </w:tc>
         <w:tc>
           <w:tcPr>
-            <w:tcW w:w="2055" w:type="dxa"/>
+            <w:tcW w:w="2835" w:type="dxa"/>
             <w:tcBorders>
               <w:top w:val="single" w:sz="4" w:space="0" w:color="000000"/>
               <w:left w:val="single" w:sz="4" w:space="0" w:color="000000"/>
@@ -2559,7 +2542,7 @@
         </w:trPr>
         <w:tc>
           <w:tcPr>
-            <w:tcW w:w="4590" w:type="dxa"/>
+            <w:tcW w:w="2323" w:type="dxa"/>
             <w:tcBorders>
               <w:top w:val="single" w:sz="4" w:space="0" w:color="000000"/>
               <w:left w:val="single" w:sz="4" w:space="0" w:color="000000"/>
@@ -2592,7 +2575,6 @@
                 <w:szCs w:val="24"/>
               </w:rPr>
             </w:pPr>
-            <w:proofErr w:type="spellStart"/>
             <w:r>
               <w:rPr>
                 <w:rFonts w:ascii="Times New Roman" w:eastAsia="Times New Roman" w:hAnsi="Times New Roman" w:cs="Times New Roman"/>
@@ -2600,23 +2582,13 @@
                 <w:sz w:val="24"/>
                 <w:szCs w:val="24"/>
               </w:rPr>
-              <w:t>Ednan</w:t>
-            </w:r>
-            <w:proofErr w:type="spellEnd"/>
-            <w:r>
-              <w:rPr>
-                <w:rFonts w:ascii="Times New Roman" w:eastAsia="Times New Roman" w:hAnsi="Times New Roman" w:cs="Times New Roman"/>
-                <w:color w:val="000000"/>
-                <w:sz w:val="24"/>
-                <w:szCs w:val="24"/>
-              </w:rPr>
-              <w:t xml:space="preserve"> Josué Merino Calderón</w:t>
-            </w:r>
-          </w:p>
-        </w:tc>
-        <w:tc>
-          <w:tcPr>
-            <w:tcW w:w="2411" w:type="dxa"/>
+              <w:t>Ednan Josué Merino Calderón</w:t>
+            </w:r>
+          </w:p>
+        </w:tc>
+        <w:tc>
+          <w:tcPr>
+            <w:tcW w:w="2126" w:type="dxa"/>
             <w:tcBorders>
               <w:top w:val="single" w:sz="4" w:space="0" w:color="000000"/>
               <w:left w:val="dotted" w:sz="4" w:space="0" w:color="000000"/>
@@ -2653,7 +2625,7 @@
         </w:tc>
         <w:tc>
           <w:tcPr>
-            <w:tcW w:w="4249" w:type="dxa"/>
+            <w:tcW w:w="2410" w:type="dxa"/>
             <w:tcBorders>
               <w:top w:val="single" w:sz="4" w:space="0" w:color="000000"/>
               <w:left w:val="dotted" w:sz="4" w:space="0" w:color="000000"/>
@@ -2697,7 +2669,7 @@
         </w:tc>
         <w:tc>
           <w:tcPr>
-            <w:tcW w:w="1980" w:type="dxa"/>
+            <w:tcW w:w="1559" w:type="dxa"/>
             <w:tcBorders>
               <w:top w:val="single" w:sz="4" w:space="0" w:color="000000"/>
               <w:left w:val="dotted" w:sz="4" w:space="0" w:color="000000"/>
@@ -2758,7 +2730,7 @@
         </w:tc>
         <w:tc>
           <w:tcPr>
-            <w:tcW w:w="2055" w:type="dxa"/>
+            <w:tcW w:w="2835" w:type="dxa"/>
             <w:tcBorders>
               <w:top w:val="single" w:sz="4" w:space="0" w:color="000000"/>
               <w:left w:val="dotted" w:sz="4" w:space="0" w:color="000000"/>
@@ -2816,7 +2788,7 @@
         </w:trPr>
         <w:tc>
           <w:tcPr>
-            <w:tcW w:w="4590" w:type="dxa"/>
+            <w:tcW w:w="2323" w:type="dxa"/>
             <w:tcBorders>
               <w:top w:val="dotted" w:sz="4" w:space="0" w:color="000000"/>
               <w:left w:val="single" w:sz="4" w:space="0" w:color="000000"/>
@@ -2862,7 +2834,7 @@
         </w:tc>
         <w:tc>
           <w:tcPr>
-            <w:tcW w:w="2411" w:type="dxa"/>
+            <w:tcW w:w="2126" w:type="dxa"/>
             <w:tcBorders>
               <w:top w:val="dotted" w:sz="4" w:space="0" w:color="000000"/>
               <w:left w:val="dotted" w:sz="4" w:space="0" w:color="000000"/>
@@ -2907,7 +2879,7 @@
         </w:tc>
         <w:tc>
           <w:tcPr>
-            <w:tcW w:w="4249" w:type="dxa"/>
+            <w:tcW w:w="2410" w:type="dxa"/>
             <w:tcBorders>
               <w:top w:val="dotted" w:sz="4" w:space="0" w:color="000000"/>
               <w:left w:val="dotted" w:sz="4" w:space="0" w:color="000000"/>
@@ -2943,7 +2915,7 @@
         </w:tc>
         <w:tc>
           <w:tcPr>
-            <w:tcW w:w="1980" w:type="dxa"/>
+            <w:tcW w:w="1559" w:type="dxa"/>
             <w:tcBorders>
               <w:top w:val="dotted" w:sz="4" w:space="0" w:color="000000"/>
               <w:left w:val="dotted" w:sz="4" w:space="0" w:color="000000"/>
@@ -2988,7 +2960,7 @@
         </w:tc>
         <w:tc>
           <w:tcPr>
-            <w:tcW w:w="2055" w:type="dxa"/>
+            <w:tcW w:w="2835" w:type="dxa"/>
             <w:tcBorders>
               <w:top w:val="dotted" w:sz="4" w:space="0" w:color="000000"/>
               <w:left w:val="dotted" w:sz="4" w:space="0" w:color="000000"/>
@@ -3055,9 +3027,10 @@
     <w:sectPr>
       <w:headerReference w:type="default" r:id="rId9"/>
       <w:footerReference w:type="default" r:id="rId10"/>
-      <w:pgSz w:w="16838" w:h="11906" w:orient="landscape"/>
-      <w:pgMar w:top="720" w:right="720" w:bottom="357" w:left="720" w:header="624" w:footer="624" w:gutter="0"/>
+      <w:pgSz w:w="11906" w:h="16838"/>
+      <w:pgMar w:top="720" w:right="720" w:bottom="720" w:left="357" w:header="624" w:footer="624" w:gutter="0"/>
       <w:cols w:space="720"/>
+      <w:docGrid w:linePitch="299"/>
     </w:sectPr>
   </w:body>
 </w:document>
